--- a/src/content/bios/Goad-ECV 2015.docx
+++ b/src/content/bios/Goad-ECV 2015.docx
@@ -203,7 +203,6 @@
       <w:r>
         <w:rPr>
           <w:rFonts w:ascii="Times New Roman" w:eastAsia="Times New Roman" w:hAnsi="Times New Roman" w:cs="Times New Roman"/>
-          <w:b/>
           <w:sz w:val="24"/>
           <w:szCs w:val="24"/>
         </w:rPr>
